--- a/doc/Vision IP.docx
+++ b/doc/Vision IP.docx
@@ -18,13 +18,8 @@
           <w:numId w:val="5"/>
         </w:numPr>
       </w:pPr>
-      <w:proofErr w:type="spellStart"/>
-      <w:r>
-        <w:t>TFLite</w:t>
-      </w:r>
-      <w:proofErr w:type="spellEnd"/>
-      <w:r>
-        <w:t xml:space="preserve"> model compiler p</w:t>
+      <w:r>
+        <w:t>TFLite model compiler p</w:t>
       </w:r>
       <w:r>
         <w:t xml:space="preserve">roduces </w:t>
@@ -100,37 +95,7 @@
             <w:rStyle w:val="Hyperlink"/>
             <w:rFonts w:eastAsiaTheme="minorEastAsia"/>
           </w:rPr>
-          <w:t>LAD-</w:t>
-        </w:r>
-        <w:proofErr w:type="gramStart"/>
-        <w:r>
-          <w:rPr>
-            <w:rStyle w:val="Hyperlink"/>
-            <w:rFonts w:eastAsiaTheme="minorEastAsia"/>
-          </w:rPr>
-          <w:t>RCNN:A</w:t>
-        </w:r>
-        <w:proofErr w:type="gramEnd"/>
-        <w:r>
-          <w:rPr>
-            <w:rStyle w:val="Hyperlink"/>
-            <w:rFonts w:eastAsiaTheme="minorEastAsia"/>
-          </w:rPr>
-          <w:t xml:space="preserve"> Powerful Tool for Livestock Face Detect</w:t>
-        </w:r>
-        <w:r>
-          <w:rPr>
-            <w:rStyle w:val="Hyperlink"/>
-            <w:rFonts w:eastAsiaTheme="minorEastAsia"/>
-          </w:rPr>
-          <w:t>i</w:t>
-        </w:r>
-        <w:r>
-          <w:rPr>
-            <w:rStyle w:val="Hyperlink"/>
-            <w:rFonts w:eastAsiaTheme="minorEastAsia"/>
-          </w:rPr>
-          <w:t>on and Normalization</w:t>
+          <w:t>LAD-RCNN:A Powerful Tool for Livestock Face Detection and Normalization</w:t>
         </w:r>
       </w:hyperlink>
     </w:p>
@@ -143,7 +108,6 @@
         </w:numPr>
       </w:pPr>
       <w:hyperlink r:id="rId6" w:history="1">
-        <w:proofErr w:type="spellStart"/>
         <w:r>
           <w:rPr>
             <w:rStyle w:val="Hyperlink"/>
@@ -151,7 +115,6 @@
           </w:rPr>
           <w:t>EvConv</w:t>
         </w:r>
-        <w:proofErr w:type="spellEnd"/>
       </w:hyperlink>
       <w:hyperlink r:id="rId7" w:history="1">
         <w:r>
@@ -159,23 +122,7 @@
             <w:rStyle w:val="Hyperlink"/>
             <w:rFonts w:eastAsiaTheme="minorEastAsia"/>
           </w:rPr>
-          <w:t xml:space="preserve">: Fast CNN Inference on Event Camera Inputs </w:t>
-        </w:r>
-        <w:proofErr w:type="gramStart"/>
-        <w:r>
-          <w:rPr>
-            <w:rStyle w:val="Hyperlink"/>
-            <w:rFonts w:eastAsiaTheme="minorEastAsia"/>
-          </w:rPr>
-          <w:t>For</w:t>
-        </w:r>
-        <w:proofErr w:type="gramEnd"/>
-        <w:r>
-          <w:rPr>
-            <w:rStyle w:val="Hyperlink"/>
-            <w:rFonts w:eastAsiaTheme="minorEastAsia"/>
-          </w:rPr>
-          <w:t xml:space="preserve"> High-Speed Robot Perception</w:t>
+          <w:t>: Fast CNN Inference on Event Camera Inputs For High-Speed Robot Perception</w:t>
         </w:r>
       </w:hyperlink>
     </w:p>
@@ -224,7 +171,6 @@
         </w:numPr>
       </w:pPr>
       <w:hyperlink r:id="rId10" w:history="1">
-        <w:proofErr w:type="spellStart"/>
         <w:r>
           <w:rPr>
             <w:rStyle w:val="Hyperlink"/>
@@ -232,7 +178,6 @@
           </w:rPr>
           <w:t>FusionRCNN</w:t>
         </w:r>
-        <w:proofErr w:type="spellEnd"/>
       </w:hyperlink>
       <w:hyperlink r:id="rId11" w:history="1">
         <w:r>
@@ -316,7 +261,6 @@
         </w:r>
       </w:hyperlink>
       <w:hyperlink r:id="rId16" w:history="1">
-        <w:proofErr w:type="spellStart"/>
         <w:r>
           <w:rPr>
             <w:rStyle w:val="Hyperlink"/>
@@ -324,7 +268,6 @@
           </w:rPr>
           <w:t>EfficientNet</w:t>
         </w:r>
-        <w:proofErr w:type="spellEnd"/>
       </w:hyperlink>
       <w:hyperlink r:id="rId17" w:history="1">
         <w:r>
@@ -354,7 +297,6 @@
         </w:r>
       </w:hyperlink>
       <w:hyperlink r:id="rId19" w:history="1">
-        <w:proofErr w:type="spellStart"/>
         <w:r>
           <w:rPr>
             <w:rStyle w:val="Hyperlink"/>
@@ -362,7 +304,6 @@
           </w:rPr>
           <w:t>mmWave</w:t>
         </w:r>
-        <w:proofErr w:type="spellEnd"/>
       </w:hyperlink>
       <w:hyperlink r:id="rId20" w:history="1">
         <w:r>
@@ -417,13 +358,8 @@
       <w:r>
         <w:t>(</w:t>
       </w:r>
-      <w:proofErr w:type="gramStart"/>
-      <w:r>
-        <w:t>e.g.</w:t>
-      </w:r>
-      <w:proofErr w:type="gramEnd"/>
-      <w:r>
-        <w:t xml:space="preserve"> stereo correspondence</w:t>
+      <w:r>
+        <w:t>e.g. stereo correspondence</w:t>
       </w:r>
       <w:r>
         <w:t>, optical flow</w:t>
@@ -528,15 +464,7 @@
         <w:t xml:space="preserve">can </w:t>
       </w:r>
       <w:r>
-        <w:t xml:space="preserve">generate high pixel rates </w:t>
-      </w:r>
-      <w:proofErr w:type="gramStart"/>
-      <w:r>
-        <w:t>e.g.</w:t>
-      </w:r>
-      <w:proofErr w:type="gramEnd"/>
-      <w:r>
-        <w:t xml:space="preserve"> 1600x1400@90fps=201M pixels/s per camera. To efficiently evaluate a CNN at this data rate, we </w:t>
+        <w:t xml:space="preserve">generate high pixel rates e.g. 1600x1400@90fps=201M pixels/s per camera. To efficiently evaluate a CNN at this data rate, we </w:t>
       </w:r>
       <w:r>
         <w:t xml:space="preserve">use pure Verilog code to achieve three </w:t>
@@ -772,16 +700,11 @@
       <w:r>
         <w:t xml:space="preserve">which converts a trained </w:t>
       </w:r>
-      <w:proofErr w:type="spellStart"/>
       <w:r>
         <w:t>TF</w:t>
       </w:r>
       <w:r>
-        <w:t>Lite</w:t>
-      </w:r>
-      <w:proofErr w:type="spellEnd"/>
-      <w:r>
-        <w:t xml:space="preserve"> </w:t>
+        <w:t xml:space="preserve">Lite </w:t>
       </w:r>
       <w:r>
         <w:t xml:space="preserve">CNN </w:t>
@@ -1153,14 +1076,12 @@
               </w:r>
             </w:hyperlink>
             <w:hyperlink r:id="rId33" w:history="1">
-              <w:proofErr w:type="spellStart"/>
               <w:r>
                 <w:rPr>
                   <w:rStyle w:val="Hyperlink"/>
                 </w:rPr>
                 <w:t>ConvNet</w:t>
               </w:r>
-              <w:proofErr w:type="spellEnd"/>
             </w:hyperlink>
             <w:hyperlink r:id="rId34" w:history="1">
               <w:r>
@@ -1244,19 +1165,11 @@
           </w:tcPr>
           <w:p>
             <w:hyperlink r:id="rId37" w:history="1">
-              <w:proofErr w:type="spellStart"/>
               <w:r>
                 <w:rPr>
                   <w:rStyle w:val="Hyperlink"/>
                 </w:rPr>
-                <w:t>AoCStream</w:t>
-              </w:r>
-              <w:proofErr w:type="spellEnd"/>
-              <w:r>
-                <w:rPr>
-                  <w:rStyle w:val="Hyperlink"/>
-                </w:rPr>
-                <w:t>: All-on-Chip CNN Accelerator</w:t>
+                <w:t>AoCStream: All-on-Chip CNN Accelerator</w:t>
               </w:r>
             </w:hyperlink>
           </w:p>
@@ -1308,26 +1221,10 @@
         </w:numPr>
       </w:pPr>
       <w:r>
-        <w:t xml:space="preserve">Supports subset of </w:t>
-      </w:r>
-      <w:proofErr w:type="spellStart"/>
-      <w:r>
-        <w:t>TFLite</w:t>
-      </w:r>
-      <w:proofErr w:type="spellEnd"/>
-      <w:r>
-        <w:t xml:space="preserve"> operators (conv2</w:t>
-      </w:r>
-      <w:proofErr w:type="gramStart"/>
-      <w:r>
-        <w:t>d,</w:t>
-      </w:r>
-      <w:r>
-        <w:t>concatenate</w:t>
-      </w:r>
-      <w:proofErr w:type="gramEnd"/>
-      <w:r>
-        <w:t>,sum,replicate,</w:t>
+        <w:t>Supports subset of TFLite operators (conv2d,</w:t>
+      </w:r>
+      <w:r>
+        <w:t>concatenate,sum,replicate,</w:t>
       </w:r>
       <w:r>
         <w:t xml:space="preserve"> …)</w:t>
@@ -1342,23 +1239,7 @@
         </w:numPr>
       </w:pPr>
       <w:r>
-        <w:t>Conv2d supports arbitrary kernel size, stride</w:t>
-      </w:r>
-      <w:proofErr w:type="gramStart"/>
-      <w:r>
-        <w:t>={</w:t>
-      </w:r>
-      <w:proofErr w:type="gramEnd"/>
-      <w:r>
-        <w:t>1,2}, activation={</w:t>
-      </w:r>
-      <w:proofErr w:type="spellStart"/>
-      <w:r>
-        <w:t>RELU,None</w:t>
-      </w:r>
-      <w:proofErr w:type="spellEnd"/>
-      <w:r>
-        <w:t>}, padding={valid}</w:t>
+        <w:t>Conv2d supports arbitrary kernel size, stride={1,2}, activation={RELU,None}, padding={valid}</w:t>
       </w:r>
     </w:p>
     <w:p>
@@ -1370,23 +1251,7 @@
         </w:numPr>
       </w:pPr>
       <w:r>
-        <w:t xml:space="preserve">Supports </w:t>
-      </w:r>
-      <w:proofErr w:type="spellStart"/>
-      <w:r>
-        <w:t>TFLite</w:t>
-      </w:r>
-      <w:proofErr w:type="spellEnd"/>
-      <w:r>
-        <w:t xml:space="preserve"> </w:t>
-      </w:r>
-      <w:proofErr w:type="gramStart"/>
-      <w:r>
-        <w:t>8 bit</w:t>
-      </w:r>
-      <w:proofErr w:type="gramEnd"/>
-      <w:r>
-        <w:t xml:space="preserve"> integer weights with either 9b or 16b activations</w:t>
+        <w:t>Supports TFLite 8 bit integer weights with either 9b or 16b activations</w:t>
       </w:r>
     </w:p>
     <w:p>
@@ -1401,13 +1266,8 @@
         <w:t>Supports striped execution</w:t>
       </w:r>
       <w:r>
-        <w:t xml:space="preserve"> for high speed </w:t>
-      </w:r>
-      <w:proofErr w:type="gramStart"/>
-      <w:r>
-        <w:t>conv2d</w:t>
-      </w:r>
-      <w:proofErr w:type="gramEnd"/>
+        <w:t xml:space="preserve"> for high speed conv2d</w:t>
+      </w:r>
     </w:p>
     <w:p>
       <w:pPr>
@@ -1418,15 +1278,7 @@
         </w:numPr>
       </w:pPr>
       <w:r>
-        <w:t xml:space="preserve">Xilinx </w:t>
-      </w:r>
-      <w:proofErr w:type="spellStart"/>
-      <w:r>
-        <w:t>Artix</w:t>
-      </w:r>
-      <w:proofErr w:type="spellEnd"/>
-      <w:r>
-        <w:t xml:space="preserve"> US+ clock speed = ~200MHz</w:t>
+        <w:t>Xilinx Artix US+ clock speed = ~200MHz</w:t>
       </w:r>
     </w:p>
     <w:p>
@@ -2551,6 +2403,7 @@
   <w:style w:type="character" w:default="1" w:styleId="DefaultParagraphFont">
     <w:name w:val="Default Paragraph Font"/>
     <w:uiPriority w:val="1"/>
+    <w:semiHidden/>
     <w:unhideWhenUsed/>
   </w:style>
   <w:style w:type="table" w:default="1" w:styleId="TableNormal">

--- a/doc/Vision IP.docx
+++ b/doc/Vision IP.docx
@@ -7,320 +7,6 @@
         <w:pStyle w:val="Heading1"/>
       </w:pPr>
       <w:r>
-        <w:t>Key Differentiators</w:t>
-      </w:r>
-    </w:p>
-    <w:p>
-      <w:pPr>
-        <w:pStyle w:val="ListParagraph"/>
-        <w:numPr>
-          <w:ilvl w:val="0"/>
-          <w:numId w:val="5"/>
-        </w:numPr>
-      </w:pPr>
-      <w:r>
-        <w:t>TFLite model compiler p</w:t>
-      </w:r>
-      <w:r>
-        <w:t xml:space="preserve">roduces </w:t>
-      </w:r>
-      <w:r>
-        <w:t xml:space="preserve">a </w:t>
-      </w:r>
-      <w:r>
-        <w:t xml:space="preserve">massively parallel CNN implementation </w:t>
-      </w:r>
-      <w:r>
-        <w:t>in</w:t>
-      </w:r>
-      <w:r>
-        <w:t xml:space="preserve"> pure Verilog code.</w:t>
-      </w:r>
-    </w:p>
-    <w:p>
-      <w:pPr>
-        <w:pStyle w:val="ListParagraph"/>
-        <w:numPr>
-          <w:ilvl w:val="0"/>
-          <w:numId w:val="5"/>
-        </w:numPr>
-      </w:pPr>
-      <w:r>
-        <w:t>Enables AI processing of raw pixels at high resolution and frame rate.</w:t>
-      </w:r>
-    </w:p>
-    <w:p>
-      <w:pPr>
-        <w:pStyle w:val="ListParagraph"/>
-        <w:numPr>
-          <w:ilvl w:val="0"/>
-          <w:numId w:val="5"/>
-        </w:numPr>
-      </w:pPr>
-      <w:r>
-        <w:t>Foundation vision models enable multiple downstream tasks from a single feature map.</w:t>
-      </w:r>
-    </w:p>
-    <w:p>
-      <w:pPr>
-        <w:pStyle w:val="ListParagraph"/>
-        <w:numPr>
-          <w:ilvl w:val="0"/>
-          <w:numId w:val="5"/>
-        </w:numPr>
-      </w:pPr>
-      <w:r>
-        <w:t>Target FPGA for continuous training and deployment, or ASIC for large foundation models.</w:t>
-      </w:r>
-    </w:p>
-    <w:p>
-      <w:pPr>
-        <w:pStyle w:val="Heading1"/>
-      </w:pPr>
-      <w:r>
-        <w:t>Potential Applications</w:t>
-      </w:r>
-    </w:p>
-    <w:p>
-      <w:pPr>
-        <w:pStyle w:val="ListParagraph"/>
-        <w:numPr>
-          <w:ilvl w:val="0"/>
-          <w:numId w:val="6"/>
-        </w:numPr>
-      </w:pPr>
-      <w:hyperlink r:id="rId5" w:history="1">
-        <w:r>
-          <w:rPr>
-            <w:rStyle w:val="Hyperlink"/>
-            <w:rFonts w:eastAsiaTheme="minorEastAsia"/>
-          </w:rPr>
-          <w:t>LAD-RCNN:A Powerful Tool for Livestock Face Detection and Normalization</w:t>
-        </w:r>
-      </w:hyperlink>
-    </w:p>
-    <w:p>
-      <w:pPr>
-        <w:pStyle w:val="ListParagraph"/>
-        <w:numPr>
-          <w:ilvl w:val="0"/>
-          <w:numId w:val="6"/>
-        </w:numPr>
-      </w:pPr>
-      <w:hyperlink r:id="rId6" w:history="1">
-        <w:r>
-          <w:rPr>
-            <w:rStyle w:val="Hyperlink"/>
-            <w:rFonts w:eastAsiaTheme="minorEastAsia"/>
-          </w:rPr>
-          <w:t>EvConv</w:t>
-        </w:r>
-      </w:hyperlink>
-      <w:hyperlink r:id="rId7" w:history="1">
-        <w:r>
-          <w:rPr>
-            <w:rStyle w:val="Hyperlink"/>
-            <w:rFonts w:eastAsiaTheme="minorEastAsia"/>
-          </w:rPr>
-          <w:t>: Fast CNN Inference on Event Camera Inputs For High-Speed Robot Perception</w:t>
-        </w:r>
-      </w:hyperlink>
-    </w:p>
-    <w:p>
-      <w:pPr>
-        <w:pStyle w:val="ListParagraph"/>
-        <w:numPr>
-          <w:ilvl w:val="0"/>
-          <w:numId w:val="6"/>
-        </w:numPr>
-      </w:pPr>
-      <w:hyperlink r:id="rId8" w:history="1">
-        <w:r>
-          <w:rPr>
-            <w:rStyle w:val="Hyperlink"/>
-            <w:rFonts w:eastAsiaTheme="minorEastAsia"/>
-          </w:rPr>
-          <w:t>Sony Event-based Vision Sensor</w:t>
-        </w:r>
-      </w:hyperlink>
-    </w:p>
-    <w:p>
-      <w:pPr>
-        <w:pStyle w:val="ListParagraph"/>
-        <w:numPr>
-          <w:ilvl w:val="0"/>
-          <w:numId w:val="6"/>
-        </w:numPr>
-      </w:pPr>
-      <w:hyperlink r:id="rId9" w:history="1">
-        <w:r>
-          <w:rPr>
-            <w:rStyle w:val="Hyperlink"/>
-            <w:rFonts w:eastAsiaTheme="minorEastAsia"/>
-          </w:rPr>
-          <w:t>CNN-based Methods for Object Recognition with High-Resolution Tactile Sensors</w:t>
-        </w:r>
-      </w:hyperlink>
-    </w:p>
-    <w:p>
-      <w:pPr>
-        <w:pStyle w:val="ListParagraph"/>
-        <w:numPr>
-          <w:ilvl w:val="0"/>
-          <w:numId w:val="6"/>
-        </w:numPr>
-      </w:pPr>
-      <w:hyperlink r:id="rId10" w:history="1">
-        <w:r>
-          <w:rPr>
-            <w:rStyle w:val="Hyperlink"/>
-            <w:rFonts w:eastAsiaTheme="minorEastAsia"/>
-          </w:rPr>
-          <w:t>FusionRCNN</w:t>
-        </w:r>
-      </w:hyperlink>
-      <w:hyperlink r:id="rId11" w:history="1">
-        <w:r>
-          <w:rPr>
-            <w:rStyle w:val="Hyperlink"/>
-            <w:rFonts w:eastAsiaTheme="minorEastAsia"/>
-          </w:rPr>
-          <w:t>: LiDAR-Camera Fusion for Two-stage 3D Object Detection</w:t>
-        </w:r>
-      </w:hyperlink>
-    </w:p>
-    <w:p>
-      <w:pPr>
-        <w:pStyle w:val="ListParagraph"/>
-        <w:numPr>
-          <w:ilvl w:val="0"/>
-          <w:numId w:val="6"/>
-        </w:numPr>
-      </w:pPr>
-      <w:hyperlink r:id="rId12" w:history="1">
-        <w:r>
-          <w:rPr>
-            <w:rStyle w:val="Hyperlink"/>
-            <w:rFonts w:eastAsiaTheme="minorEastAsia"/>
-          </w:rPr>
-          <w:t>Low-complexity CNNs for Acoustic Scene Classification</w:t>
-        </w:r>
-      </w:hyperlink>
-    </w:p>
-    <w:p>
-      <w:pPr>
-        <w:pStyle w:val="ListParagraph"/>
-        <w:numPr>
-          <w:ilvl w:val="0"/>
-          <w:numId w:val="6"/>
-        </w:numPr>
-      </w:pPr>
-      <w:hyperlink r:id="rId13" w:history="1">
-        <w:r>
-          <w:rPr>
-            <w:rStyle w:val="Hyperlink"/>
-            <w:rFonts w:eastAsiaTheme="minorEastAsia"/>
-          </w:rPr>
-          <w:t>Counting Varying Density Crowds Through Density Guided Adaptive Selection CNN and Transformer Estimation</w:t>
-        </w:r>
-      </w:hyperlink>
-    </w:p>
-    <w:p>
-      <w:pPr>
-        <w:pStyle w:val="ListParagraph"/>
-        <w:numPr>
-          <w:ilvl w:val="0"/>
-          <w:numId w:val="6"/>
-        </w:numPr>
-      </w:pPr>
-      <w:hyperlink r:id="rId14" w:history="1">
-        <w:r>
-          <w:rPr>
-            <w:rStyle w:val="Hyperlink"/>
-            <w:rFonts w:eastAsiaTheme="minorEastAsia"/>
-          </w:rPr>
-          <w:t>Agricultural Plantation Classification using Transfer Learning Approach based on CNN</w:t>
-        </w:r>
-      </w:hyperlink>
-    </w:p>
-    <w:p>
-      <w:pPr>
-        <w:pStyle w:val="ListParagraph"/>
-        <w:numPr>
-          <w:ilvl w:val="0"/>
-          <w:numId w:val="6"/>
-        </w:numPr>
-      </w:pPr>
-      <w:hyperlink r:id="rId15" w:history="1">
-        <w:r>
-          <w:rPr>
-            <w:rStyle w:val="Hyperlink"/>
-            <w:rFonts w:eastAsiaTheme="minorEastAsia"/>
-          </w:rPr>
-          <w:t xml:space="preserve">Predictive Modeling of Charge Levels for Battery Electric Vehicles using CNN </w:t>
-        </w:r>
-      </w:hyperlink>
-      <w:hyperlink r:id="rId16" w:history="1">
-        <w:r>
-          <w:rPr>
-            <w:rStyle w:val="Hyperlink"/>
-            <w:rFonts w:eastAsiaTheme="minorEastAsia"/>
-          </w:rPr>
-          <w:t>EfficientNet</w:t>
-        </w:r>
-      </w:hyperlink>
-      <w:hyperlink r:id="rId17" w:history="1">
-        <w:r>
-          <w:rPr>
-            <w:rStyle w:val="Hyperlink"/>
-            <w:rFonts w:eastAsiaTheme="minorEastAsia"/>
-          </w:rPr>
-          <w:t xml:space="preserve"> and IGTD Algorithm</w:t>
-        </w:r>
-      </w:hyperlink>
-    </w:p>
-    <w:p>
-      <w:pPr>
-        <w:pStyle w:val="ListParagraph"/>
-        <w:numPr>
-          <w:ilvl w:val="0"/>
-          <w:numId w:val="6"/>
-        </w:numPr>
-      </w:pPr>
-      <w:hyperlink r:id="rId18" w:history="1">
-        <w:r>
-          <w:rPr>
-            <w:rStyle w:val="Hyperlink"/>
-            <w:rFonts w:eastAsiaTheme="minorEastAsia"/>
-          </w:rPr>
-          <w:t xml:space="preserve">A CNN Approach for 5G </w:t>
-        </w:r>
-      </w:hyperlink>
-      <w:hyperlink r:id="rId19" w:history="1">
-        <w:r>
-          <w:rPr>
-            <w:rStyle w:val="Hyperlink"/>
-            <w:rFonts w:eastAsiaTheme="minorEastAsia"/>
-          </w:rPr>
-          <w:t>mmWave</w:t>
-        </w:r>
-      </w:hyperlink>
-      <w:hyperlink r:id="rId20" w:history="1">
-        <w:r>
-          <w:rPr>
-            <w:rStyle w:val="Hyperlink"/>
-            <w:rFonts w:eastAsiaTheme="minorEastAsia"/>
-          </w:rPr>
-          <w:t xml:space="preserve"> Positioning Using Beamformed CSI Measurements</w:t>
-        </w:r>
-      </w:hyperlink>
-    </w:p>
-    <w:p/>
-    <w:p>
-      <w:pPr>
-        <w:pStyle w:val="Heading1"/>
-      </w:pPr>
-      <w:r>
         <w:t>Overview</w:t>
       </w:r>
     </w:p>
@@ -385,7 +71,6 @@
         <w:rPr>
           <w:noProof/>
         </w:rPr>
-        <w:lastRenderedPageBreak/>
         <w:drawing>
           <wp:inline distT="0" distB="0" distL="0" distR="0" wp14:anchorId="249AB124" wp14:editId="5D8A815A">
             <wp:extent cx="5943600" cy="3343275"/>
@@ -402,10 +87,10 @@
                     <pic:cNvPicPr/>
                   </pic:nvPicPr>
                   <pic:blipFill>
-                    <a:blip r:embed="rId21">
+                    <a:blip r:embed="rId5">
                       <a:extLst>
                         <a:ext uri="{96DAC541-7B7A-43D3-8B79-37D633B846F1}">
-                          <asvg:svgBlip xmlns:asvg="http://schemas.microsoft.com/office/drawing/2016/SVG/main" r:embed="rId22"/>
+                          <asvg:svgBlip xmlns:asvg="http://schemas.microsoft.com/office/drawing/2016/SVG/main" r:embed="rId6"/>
                         </a:ext>
                       </a:extLst>
                     </a:blip>
@@ -573,10 +258,10 @@
                     <pic:cNvPicPr/>
                   </pic:nvPicPr>
                   <pic:blipFill rotWithShape="1">
-                    <a:blip r:embed="rId23">
+                    <a:blip r:embed="rId7">
                       <a:extLst>
                         <a:ext uri="{96DAC541-7B7A-43D3-8B79-37D633B846F1}">
-                          <asvg:svgBlip xmlns:asvg="http://schemas.microsoft.com/office/drawing/2016/SVG/main" r:embed="rId24"/>
+                          <asvg:svgBlip xmlns:asvg="http://schemas.microsoft.com/office/drawing/2016/SVG/main" r:embed="rId8"/>
                         </a:ext>
                       </a:extLst>
                     </a:blip>
@@ -647,10 +332,10 @@
                     <pic:cNvPicPr/>
                   </pic:nvPicPr>
                   <pic:blipFill>
-                    <a:blip r:embed="rId25">
+                    <a:blip r:embed="rId9">
                       <a:extLst>
                         <a:ext uri="{96DAC541-7B7A-43D3-8B79-37D633B846F1}">
-                          <asvg:svgBlip xmlns:asvg="http://schemas.microsoft.com/office/drawing/2016/SVG/main" r:embed="rId26"/>
+                          <asvg:svgBlip xmlns:asvg="http://schemas.microsoft.com/office/drawing/2016/SVG/main" r:embed="rId10"/>
                         </a:ext>
                       </a:extLst>
                     </a:blip>
@@ -774,10 +459,10 @@
                     <pic:cNvPicPr/>
                   </pic:nvPicPr>
                   <pic:blipFill rotWithShape="1">
-                    <a:blip r:embed="rId27">
+                    <a:blip r:embed="rId11">
                       <a:extLst>
                         <a:ext uri="{96DAC541-7B7A-43D3-8B79-37D633B846F1}">
-                          <asvg:svgBlip xmlns:asvg="http://schemas.microsoft.com/office/drawing/2016/SVG/main" r:embed="rId28"/>
+                          <asvg:svgBlip xmlns:asvg="http://schemas.microsoft.com/office/drawing/2016/SVG/main" r:embed="rId12"/>
                         </a:ext>
                       </a:extLst>
                     </a:blip>
@@ -934,76 +619,6 @@
       <w:pPr>
         <w:keepNext/>
       </w:pPr>
-      <w:r>
-        <w:rPr>
-          <w:noProof/>
-        </w:rPr>
-        <w:lastRenderedPageBreak/>
-        <w:drawing>
-          <wp:inline distT="0" distB="0" distL="0" distR="0" wp14:anchorId="3E2BDC82" wp14:editId="4EA03D12">
-            <wp:extent cx="5943600" cy="2385060"/>
-            <wp:effectExtent l="0" t="0" r="0" b="0"/>
-            <wp:docPr id="1355891342" name="Graphic 1"/>
-            <wp:cNvGraphicFramePr>
-              <a:graphicFrameLocks xmlns:a="http://schemas.openxmlformats.org/drawingml/2006/main" noChangeAspect="1"/>
-            </wp:cNvGraphicFramePr>
-            <a:graphic xmlns:a="http://schemas.openxmlformats.org/drawingml/2006/main">
-              <a:graphicData uri="http://schemas.openxmlformats.org/drawingml/2006/picture">
-                <pic:pic xmlns:pic="http://schemas.openxmlformats.org/drawingml/2006/picture">
-                  <pic:nvPicPr>
-                    <pic:cNvPr id="1355891342" name=""/>
-                    <pic:cNvPicPr/>
-                  </pic:nvPicPr>
-                  <pic:blipFill rotWithShape="1">
-                    <a:blip r:embed="rId29">
-                      <a:extLst>
-                        <a:ext uri="{96DAC541-7B7A-43D3-8B79-37D633B846F1}">
-                          <asvg:svgBlip xmlns:asvg="http://schemas.microsoft.com/office/drawing/2016/SVG/main" r:embed="rId30"/>
-                        </a:ext>
-                      </a:extLst>
-                    </a:blip>
-                    <a:srcRect t="15726" b="12934"/>
-                    <a:stretch/>
-                  </pic:blipFill>
-                  <pic:spPr bwMode="auto">
-                    <a:xfrm>
-                      <a:off x="0" y="0"/>
-                      <a:ext cx="5943600" cy="2385060"/>
-                    </a:xfrm>
-                    <a:prstGeom prst="rect">
-                      <a:avLst/>
-                    </a:prstGeom>
-                    <a:ln>
-                      <a:noFill/>
-                    </a:ln>
-                    <a:extLst>
-                      <a:ext uri="{53640926-AAD7-44D8-BBD7-CCE9431645EC}">
-                        <a14:shadowObscured xmlns:a14="http://schemas.microsoft.com/office/drawing/2010/main"/>
-                      </a:ext>
-                    </a:extLst>
-                  </pic:spPr>
-                </pic:pic>
-              </a:graphicData>
-            </a:graphic>
-          </wp:inline>
-        </w:drawing>
-      </w:r>
-    </w:p>
-    <w:p>
-      <w:pPr>
-        <w:pStyle w:val="Caption"/>
-      </w:pPr>
-      <w:r>
-        <w:t xml:space="preserve">Figure </w:t>
-      </w:r>
-      <w:fldSimple w:instr=" SEQ Figure \* ARABIC ">
-        <w:r>
-          <w:rPr>
-            <w:noProof/>
-          </w:rPr>
-          <w:t>5</w:t>
-        </w:r>
-      </w:fldSimple>
     </w:p>
     <w:p>
       <w:pPr>
@@ -1040,7 +655,7 @@
             <w:tcW w:w="4987" w:type="dxa"/>
           </w:tcPr>
           <w:p>
-            <w:hyperlink r:id="rId31" w:history="1">
+            <w:hyperlink r:id="rId13" w:history="1">
               <w:r>
                 <w:rPr>
                   <w:rStyle w:val="Hyperlink"/>
@@ -1067,7 +682,7 @@
             <w:tcW w:w="4987" w:type="dxa"/>
           </w:tcPr>
           <w:p>
-            <w:hyperlink r:id="rId32" w:history="1">
+            <w:hyperlink r:id="rId14" w:history="1">
               <w:r>
                 <w:rPr>
                   <w:rStyle w:val="Hyperlink"/>
@@ -1075,7 +690,7 @@
                 <w:t xml:space="preserve">A </w:t>
               </w:r>
             </w:hyperlink>
-            <w:hyperlink r:id="rId33" w:history="1">
+            <w:hyperlink r:id="rId15" w:history="1">
               <w:r>
                 <w:rPr>
                   <w:rStyle w:val="Hyperlink"/>
@@ -1083,7 +698,7 @@
                 <w:t>ConvNet</w:t>
               </w:r>
             </w:hyperlink>
-            <w:hyperlink r:id="rId34" w:history="1">
+            <w:hyperlink r:id="rId16" w:history="1">
               <w:r>
                 <w:rPr>
                   <w:rStyle w:val="Hyperlink"/>
@@ -1110,7 +725,7 @@
             <w:tcW w:w="4987" w:type="dxa"/>
           </w:tcPr>
           <w:p>
-            <w:hyperlink r:id="rId35" w:history="1">
+            <w:hyperlink r:id="rId17" w:history="1">
               <w:r>
                 <w:rPr>
                   <w:rStyle w:val="Hyperlink"/>
@@ -1137,7 +752,7 @@
             <w:tcW w:w="4987" w:type="dxa"/>
           </w:tcPr>
           <w:p>
-            <w:hyperlink r:id="rId36" w:history="1">
+            <w:hyperlink r:id="rId18" w:history="1">
               <w:r>
                 <w:rPr>
                   <w:rStyle w:val="Hyperlink"/>
@@ -1155,6 +770,7 @@
           </w:tcPr>
           <w:p>
             <w:r>
+              <w:lastRenderedPageBreak/>
               <w:t>5</w:t>
             </w:r>
           </w:p>
@@ -1164,7 +780,7 @@
             <w:tcW w:w="4987" w:type="dxa"/>
           </w:tcPr>
           <w:p>
-            <w:hyperlink r:id="rId37" w:history="1">
+            <w:hyperlink r:id="rId19" w:history="1">
               <w:r>
                 <w:rPr>
                   <w:rStyle w:val="Hyperlink"/>
@@ -1191,7 +807,7 @@
             <w:tcW w:w="4987" w:type="dxa"/>
           </w:tcPr>
           <w:p>
-            <w:hyperlink r:id="rId38" w:history="1">
+            <w:hyperlink r:id="rId20" w:history="1">
               <w:r>
                 <w:rPr>
                   <w:rStyle w:val="Hyperlink"/>
@@ -1299,6 +915,306 @@
         <w:t xml:space="preserve"> = TBD</w:t>
       </w:r>
     </w:p>
+    <w:p>
+      <w:pPr>
+        <w:pStyle w:val="Heading1"/>
+      </w:pPr>
+      <w:r>
+        <w:t>Key Differentiators</w:t>
+      </w:r>
+    </w:p>
+    <w:p>
+      <w:pPr>
+        <w:pStyle w:val="ListParagraph"/>
+        <w:numPr>
+          <w:ilvl w:val="0"/>
+          <w:numId w:val="5"/>
+        </w:numPr>
+      </w:pPr>
+      <w:r>
+        <w:t>TFLite model compiler produces a massively parallel CNN implementation in pure Verilog code.</w:t>
+      </w:r>
+    </w:p>
+    <w:p>
+      <w:pPr>
+        <w:pStyle w:val="ListParagraph"/>
+        <w:numPr>
+          <w:ilvl w:val="0"/>
+          <w:numId w:val="5"/>
+        </w:numPr>
+      </w:pPr>
+      <w:r>
+        <w:t>Enables AI processing of raw pixels at high resolution and frame rate.</w:t>
+      </w:r>
+    </w:p>
+    <w:p>
+      <w:pPr>
+        <w:pStyle w:val="ListParagraph"/>
+        <w:numPr>
+          <w:ilvl w:val="0"/>
+          <w:numId w:val="5"/>
+        </w:numPr>
+      </w:pPr>
+      <w:r>
+        <w:t>Foundation vision models enable multiple downstream tasks from a single feature map.</w:t>
+      </w:r>
+    </w:p>
+    <w:p>
+      <w:pPr>
+        <w:pStyle w:val="ListParagraph"/>
+        <w:numPr>
+          <w:ilvl w:val="0"/>
+          <w:numId w:val="5"/>
+        </w:numPr>
+      </w:pPr>
+      <w:r>
+        <w:t>Target FPGA for continuous training and deployment, or ASIC for large foundation models.</w:t>
+      </w:r>
+    </w:p>
+    <w:p>
+      <w:pPr>
+        <w:pStyle w:val="Heading1"/>
+      </w:pPr>
+      <w:r>
+        <w:t>Potential Applications</w:t>
+      </w:r>
+    </w:p>
+    <w:p>
+      <w:pPr>
+        <w:pStyle w:val="ListParagraph"/>
+        <w:numPr>
+          <w:ilvl w:val="0"/>
+          <w:numId w:val="6"/>
+        </w:numPr>
+      </w:pPr>
+      <w:hyperlink r:id="rId21" w:history="1">
+        <w:r>
+          <w:rPr>
+            <w:rStyle w:val="Hyperlink"/>
+            <w:rFonts w:eastAsiaTheme="minorEastAsia"/>
+          </w:rPr>
+          <w:t>LAD-RCNN:A Powerful Tool for Livestock Face Detection and Normalization</w:t>
+        </w:r>
+      </w:hyperlink>
+    </w:p>
+    <w:p>
+      <w:pPr>
+        <w:pStyle w:val="ListParagraph"/>
+        <w:numPr>
+          <w:ilvl w:val="0"/>
+          <w:numId w:val="6"/>
+        </w:numPr>
+      </w:pPr>
+      <w:hyperlink r:id="rId22" w:history="1">
+        <w:r>
+          <w:rPr>
+            <w:rStyle w:val="Hyperlink"/>
+            <w:rFonts w:eastAsiaTheme="minorEastAsia"/>
+          </w:rPr>
+          <w:t>EvConv</w:t>
+        </w:r>
+      </w:hyperlink>
+      <w:hyperlink r:id="rId23" w:history="1">
+        <w:r>
+          <w:rPr>
+            <w:rStyle w:val="Hyperlink"/>
+            <w:rFonts w:eastAsiaTheme="minorEastAsia"/>
+          </w:rPr>
+          <w:t>: Fast CNN Inference on Event Camera Inputs For High-Speed Robot Perception</w:t>
+        </w:r>
+      </w:hyperlink>
+    </w:p>
+    <w:p>
+      <w:pPr>
+        <w:pStyle w:val="ListParagraph"/>
+        <w:numPr>
+          <w:ilvl w:val="0"/>
+          <w:numId w:val="6"/>
+        </w:numPr>
+      </w:pPr>
+      <w:hyperlink r:id="rId24" w:history="1">
+        <w:r>
+          <w:rPr>
+            <w:rStyle w:val="Hyperlink"/>
+            <w:rFonts w:eastAsiaTheme="minorEastAsia"/>
+          </w:rPr>
+          <w:t>Sony Event-based Vision Sensor</w:t>
+        </w:r>
+      </w:hyperlink>
+    </w:p>
+    <w:p>
+      <w:pPr>
+        <w:pStyle w:val="ListParagraph"/>
+        <w:numPr>
+          <w:ilvl w:val="0"/>
+          <w:numId w:val="6"/>
+        </w:numPr>
+      </w:pPr>
+      <w:hyperlink r:id="rId25" w:history="1">
+        <w:r>
+          <w:rPr>
+            <w:rStyle w:val="Hyperlink"/>
+            <w:rFonts w:eastAsiaTheme="minorEastAsia"/>
+          </w:rPr>
+          <w:t>CNN-based Methods for Object Recognition with High-Resolution Tactile Sensors</w:t>
+        </w:r>
+      </w:hyperlink>
+    </w:p>
+    <w:p>
+      <w:pPr>
+        <w:pStyle w:val="ListParagraph"/>
+        <w:numPr>
+          <w:ilvl w:val="0"/>
+          <w:numId w:val="6"/>
+        </w:numPr>
+      </w:pPr>
+      <w:hyperlink r:id="rId26" w:history="1">
+        <w:r>
+          <w:rPr>
+            <w:rStyle w:val="Hyperlink"/>
+            <w:rFonts w:eastAsiaTheme="minorEastAsia"/>
+          </w:rPr>
+          <w:t>FusionRCNN</w:t>
+        </w:r>
+      </w:hyperlink>
+      <w:hyperlink r:id="rId27" w:history="1">
+        <w:r>
+          <w:rPr>
+            <w:rStyle w:val="Hyperlink"/>
+            <w:rFonts w:eastAsiaTheme="minorEastAsia"/>
+          </w:rPr>
+          <w:t>: LiDAR-Camera Fusion for Two-stage 3D Object Detection</w:t>
+        </w:r>
+      </w:hyperlink>
+    </w:p>
+    <w:p>
+      <w:pPr>
+        <w:pStyle w:val="ListParagraph"/>
+        <w:numPr>
+          <w:ilvl w:val="0"/>
+          <w:numId w:val="6"/>
+        </w:numPr>
+      </w:pPr>
+      <w:hyperlink r:id="rId28" w:history="1">
+        <w:r>
+          <w:rPr>
+            <w:rStyle w:val="Hyperlink"/>
+            <w:rFonts w:eastAsiaTheme="minorEastAsia"/>
+          </w:rPr>
+          <w:t>Low-complexity CNNs for Acoustic Scene Classification</w:t>
+        </w:r>
+      </w:hyperlink>
+    </w:p>
+    <w:p>
+      <w:pPr>
+        <w:pStyle w:val="ListParagraph"/>
+        <w:numPr>
+          <w:ilvl w:val="0"/>
+          <w:numId w:val="6"/>
+        </w:numPr>
+      </w:pPr>
+      <w:hyperlink r:id="rId29" w:history="1">
+        <w:r>
+          <w:rPr>
+            <w:rStyle w:val="Hyperlink"/>
+            <w:rFonts w:eastAsiaTheme="minorEastAsia"/>
+          </w:rPr>
+          <w:t>Counting Varying Density Crowds Through Density Guided Adaptive Selection CNN and Transformer Estimation</w:t>
+        </w:r>
+      </w:hyperlink>
+    </w:p>
+    <w:p>
+      <w:pPr>
+        <w:pStyle w:val="ListParagraph"/>
+        <w:numPr>
+          <w:ilvl w:val="0"/>
+          <w:numId w:val="6"/>
+        </w:numPr>
+      </w:pPr>
+      <w:hyperlink r:id="rId30" w:history="1">
+        <w:r>
+          <w:rPr>
+            <w:rStyle w:val="Hyperlink"/>
+            <w:rFonts w:eastAsiaTheme="minorEastAsia"/>
+          </w:rPr>
+          <w:t>Agricultural Plantation Classification using Transfer Learning Approach based on CNN</w:t>
+        </w:r>
+      </w:hyperlink>
+    </w:p>
+    <w:p>
+      <w:pPr>
+        <w:pStyle w:val="ListParagraph"/>
+        <w:numPr>
+          <w:ilvl w:val="0"/>
+          <w:numId w:val="6"/>
+        </w:numPr>
+      </w:pPr>
+      <w:hyperlink r:id="rId31" w:history="1">
+        <w:r>
+          <w:rPr>
+            <w:rStyle w:val="Hyperlink"/>
+            <w:rFonts w:eastAsiaTheme="minorEastAsia"/>
+          </w:rPr>
+          <w:t xml:space="preserve">Predictive Modeling of Charge Levels for Battery Electric Vehicles using CNN </w:t>
+        </w:r>
+      </w:hyperlink>
+      <w:hyperlink r:id="rId32" w:history="1">
+        <w:r>
+          <w:rPr>
+            <w:rStyle w:val="Hyperlink"/>
+            <w:rFonts w:eastAsiaTheme="minorEastAsia"/>
+          </w:rPr>
+          <w:t>EfficientNet</w:t>
+        </w:r>
+      </w:hyperlink>
+      <w:hyperlink r:id="rId33" w:history="1">
+        <w:r>
+          <w:rPr>
+            <w:rStyle w:val="Hyperlink"/>
+            <w:rFonts w:eastAsiaTheme="minorEastAsia"/>
+          </w:rPr>
+          <w:t xml:space="preserve"> and IGTD Algorithm</w:t>
+        </w:r>
+      </w:hyperlink>
+    </w:p>
+    <w:p>
+      <w:pPr>
+        <w:pStyle w:val="ListParagraph"/>
+        <w:numPr>
+          <w:ilvl w:val="0"/>
+          <w:numId w:val="6"/>
+        </w:numPr>
+      </w:pPr>
+      <w:hyperlink r:id="rId34" w:history="1">
+        <w:r>
+          <w:rPr>
+            <w:rStyle w:val="Hyperlink"/>
+            <w:rFonts w:eastAsiaTheme="minorEastAsia"/>
+          </w:rPr>
+          <w:t xml:space="preserve">A CNN Approach for 5G </w:t>
+        </w:r>
+      </w:hyperlink>
+      <w:hyperlink r:id="rId35" w:history="1">
+        <w:r>
+          <w:rPr>
+            <w:rStyle w:val="Hyperlink"/>
+            <w:rFonts w:eastAsiaTheme="minorEastAsia"/>
+          </w:rPr>
+          <w:t>mmWave</w:t>
+        </w:r>
+      </w:hyperlink>
+      <w:hyperlink r:id="rId36" w:history="1">
+        <w:r>
+          <w:rPr>
+            <w:rStyle w:val="Hyperlink"/>
+            <w:rFonts w:eastAsiaTheme="minorEastAsia"/>
+          </w:rPr>
+          <w:t xml:space="preserve"> Positioning Using Beamformed CSI Measurements</w:t>
+        </w:r>
+      </w:hyperlink>
+    </w:p>
+    <w:p/>
+    <w:p/>
     <w:sectPr>
       <w:pgSz w:w="12240" w:h="15840"/>
       <w:pgMar w:top="1440" w:right="1440" w:bottom="1440" w:left="1440" w:header="720" w:footer="720" w:gutter="0"/>
